--- a/templatemo_545_finance_business/himkom/О компании изм..docx
+++ b/templatemo_545_finance_business/himkom/О компании изм..docx
@@ -21,39 +21,13 @@
     </w:p>
     <w:p>
       <w:r>
-        <w:t>ООО «</w:t>
-      </w:r>
-      <w:proofErr w:type="spellStart"/>
-      <w:r>
-        <w:t>Химком</w:t>
-      </w:r>
-      <w:proofErr w:type="spellEnd"/>
-      <w:r>
-        <w:t xml:space="preserve">-ЮГ» – торгово-производственная компания, специализирующаяся на строительной химии. Компания существует на рынке более 10 лет, базируется в г. Краснодар и имеет торговые представительства по регионам РФ. Основное направление нашей деятельности – производство химических добавок для бетона: </w:t>
-      </w:r>
-      <w:proofErr w:type="spellStart"/>
-      <w:r>
-        <w:t>суперпластификаторы</w:t>
-      </w:r>
-      <w:proofErr w:type="spellEnd"/>
-      <w:r>
-        <w:t xml:space="preserve">, </w:t>
-      </w:r>
-      <w:proofErr w:type="spellStart"/>
-      <w:r>
-        <w:t>гиперпластификаторы</w:t>
-      </w:r>
-      <w:proofErr w:type="spellEnd"/>
-      <w:r>
-        <w:t xml:space="preserve">, замедлители, ускорители, противоморозные и комплексные добавки. К дополнительным направлениям нашей деятельности относятся: производство разделительной смазки для опалубки и форм; торговля </w:t>
-      </w:r>
-      <w:proofErr w:type="spellStart"/>
-      <w:r>
-        <w:t>железоокисными</w:t>
-      </w:r>
-      <w:proofErr w:type="spellEnd"/>
-      <w:r>
-        <w:t xml:space="preserve"> пигментами; торговля запасными частями и расходными материалами для грузовых автомобилей. </w:t>
+        <w:t>ООО «Химком-ЮГ» – торгово-производственная компания, специализирующаяся на строительной химии. Компания существует на рынке более 1</w:t>
+      </w:r>
+      <w:r>
+        <w:t>5</w:t>
+      </w:r>
+      <w:r>
+        <w:t xml:space="preserve"> лет, базируется в г. Краснодар и имеет торговые представительства по регионам РФ. Основное направление нашей деятельности – производство химических добавок для бетона: суперпластификаторы, гиперпластификаторы, замедлители, ускорители, противоморозные и комплексные добавки. К дополнительным направлениям нашей деятельности относятся: производство разделительной смазки для опалубки и форм. </w:t>
       </w:r>
     </w:p>
     <w:p>
@@ -90,6 +64,30 @@
         </w:rPr>
         <w:t>ПРЕИМУЩЕСТВА РАБОТЫ С НАМИ</w:t>
       </w:r>
+    </w:p>
+    <w:p>
+      <w:pPr>
+        <w:ind w:firstLine="0"/>
+        <w:jc w:val="center"/>
+        <w:rPr>
+          <w:b/>
+          <w:bCs/>
+          <w:color w:val="333333"/>
+          <w:szCs w:val="32"/>
+        </w:rPr>
+      </w:pPr>
+    </w:p>
+    <w:p>
+      <w:pPr>
+        <w:ind w:firstLine="0"/>
+        <w:jc w:val="center"/>
+        <w:rPr>
+          <w:b/>
+          <w:bCs/>
+          <w:color w:val="333333"/>
+          <w:szCs w:val="32"/>
+        </w:rPr>
+      </w:pPr>
     </w:p>
     <w:p>
       <w:pPr>
@@ -105,7 +103,10 @@
         <w:ind w:left="0" w:firstLine="709"/>
       </w:pPr>
       <w:r>
-        <w:t>мы всегда на связи;</w:t>
+        <w:t>работая с нами, вы можете быть уверенны, что получаете качественный продукт</w:t>
+      </w:r>
+      <w:r>
+        <w:t>;</w:t>
       </w:r>
     </w:p>
     <w:p>
@@ -139,7 +140,7 @@
         <w:ind w:left="0" w:firstLine="709"/>
       </w:pPr>
       <w:r>
-        <w:t>выезжаем на объекты для помощи в решении спорных ситуаций;</w:t>
+        <w:t>осуществляем полное технологическое сопровождение бетонных заводов;</w:t>
       </w:r>
     </w:p>
     <w:p>
@@ -156,7 +157,11 @@
         <w:ind w:left="0" w:firstLine="709"/>
       </w:pPr>
       <w:r>
-        <w:t>осуществляем полное технологическое сопровождение бетонных заводов;</w:t>
+        <w:t xml:space="preserve">испытываем инертные и вяжущие материалы, предоставлением </w:t>
+      </w:r>
+      <w:r>
+        <w:lastRenderedPageBreak/>
+        <w:t>официальные заключения;</w:t>
       </w:r>
     </w:p>
     <w:p>
@@ -173,11 +178,7 @@
         <w:ind w:left="0" w:firstLine="709"/>
       </w:pPr>
       <w:r>
-        <w:t xml:space="preserve">испытываем инертные и вяжущие материалы, предоставлением </w:t>
-      </w:r>
-      <w:r>
-        <w:lastRenderedPageBreak/>
-        <w:t>официальные заключения;</w:t>
+        <w:t>подбираем составы бетонных и растворных смесей, проводим лабораторные и промышленные испытания;</w:t>
       </w:r>
     </w:p>
     <w:p>
@@ -194,7 +195,7 @@
         <w:ind w:left="0" w:firstLine="709"/>
       </w:pPr>
       <w:r>
-        <w:t>подбираем составы бетонных и растворных смесей, проводим лабораторные и промышленные испытания;</w:t>
+        <w:t>проводим испытания бетона в строительных конструкциях, предоставляем официальные заключения;</w:t>
       </w:r>
     </w:p>
     <w:p>
@@ -211,7 +212,10 @@
         <w:ind w:left="0" w:firstLine="709"/>
       </w:pPr>
       <w:r>
-        <w:t>проводим испытания бетона в строительных конструкциях, предоставляем официальные заключения;</w:t>
+        <w:t>ведем текущий контроль качества производства бетона для наших клиентов</w:t>
+      </w:r>
+      <w:r>
+        <w:t>;</w:t>
       </w:r>
     </w:p>
     <w:p>
@@ -228,8 +232,35 @@
         <w:ind w:left="0" w:firstLine="709"/>
       </w:pPr>
       <w:r>
-        <w:t>ведем текущий контроль качества производства бетона для наших клиентов.</w:t>
-      </w:r>
+        <w:t>выезжаем на объекты для помощи в решении спорных ситуаций;</w:t>
+      </w:r>
+    </w:p>
+    <w:p>
+      <w:pPr>
+        <w:widowControl w:val="0"/>
+        <w:numPr>
+          <w:ilvl w:val="0"/>
+          <w:numId w:val="1"/>
+        </w:numPr>
+        <w:tabs>
+          <w:tab w:val="left" w:pos="993"/>
+        </w:tabs>
+        <w:suppressAutoHyphens/>
+        <w:ind w:left="0" w:firstLine="709"/>
+      </w:pPr>
+      <w:r>
+        <w:t>мы всегда на связи.</w:t>
+      </w:r>
+    </w:p>
+    <w:p>
+      <w:pPr>
+        <w:widowControl w:val="0"/>
+        <w:tabs>
+          <w:tab w:val="left" w:pos="993"/>
+        </w:tabs>
+        <w:suppressAutoHyphens/>
+        <w:ind w:left="709" w:firstLine="0"/>
+      </w:pPr>
     </w:p>
     <w:p/>
     <w:p/>
@@ -254,15 +285,7 @@
         <w:jc w:val="center"/>
       </w:pPr>
       <w:r>
-        <w:t>ООО «</w:t>
-      </w:r>
-      <w:proofErr w:type="spellStart"/>
-      <w:r>
-        <w:t>Химком</w:t>
-      </w:r>
-      <w:proofErr w:type="spellEnd"/>
-      <w:r>
-        <w:t>-Юг»</w:t>
+        <w:t>ООО «Химком-Юг»</w:t>
       </w:r>
     </w:p>
     <w:p>
@@ -279,14 +302,12 @@
         <w:ind w:firstLine="0"/>
         <w:jc w:val="center"/>
       </w:pPr>
-      <w:proofErr w:type="spellStart"/>
       <w:r>
         <w:rPr>
           <w:lang w:val="en-US"/>
         </w:rPr>
         <w:t>chimkom</w:t>
       </w:r>
-      <w:proofErr w:type="spellEnd"/>
       <w:r>
         <w:t>-</w:t>
       </w:r>
@@ -294,7 +315,25 @@
         <w:rPr>
           <w:lang w:val="en-US"/>
         </w:rPr>
-        <w:t>ug@mail.ru</w:t>
+        <w:t>ug</w:t>
+      </w:r>
+      <w:r>
+        <w:t>@</w:t>
+      </w:r>
+      <w:r>
+        <w:rPr>
+          <w:lang w:val="en-US"/>
+        </w:rPr>
+        <w:t>mail</w:t>
+      </w:r>
+      <w:r>
+        <w:t>.</w:t>
+      </w:r>
+      <w:r>
+        <w:rPr>
+          <w:lang w:val="en-US"/>
+        </w:rPr>
+        <w:t>ru</w:t>
       </w:r>
     </w:p>
     <w:p>
@@ -312,13 +351,8 @@
         <w:jc w:val="center"/>
       </w:pPr>
       <w:r>
-        <w:t xml:space="preserve">+7 (929) 788 - 77 -77 – Саипов Салман </w:t>
-      </w:r>
-      <w:proofErr w:type="spellStart"/>
-      <w:r>
-        <w:t>Рамазанович</w:t>
-      </w:r>
-      <w:proofErr w:type="spellEnd"/>
+        <w:t>+7 (929) 788 - 77 -77 – Саипов Салман Рамазанович</w:t>
+      </w:r>
     </w:p>
     <w:p>
       <w:pPr>
@@ -335,15 +369,7 @@
         <w:jc w:val="center"/>
       </w:pPr>
       <w:r>
-        <w:t xml:space="preserve">+7 (961) 855 - 52 - 14 – </w:t>
-      </w:r>
-      <w:proofErr w:type="spellStart"/>
-      <w:r>
-        <w:t>Жилевский</w:t>
-      </w:r>
-      <w:proofErr w:type="spellEnd"/>
-      <w:r>
-        <w:t xml:space="preserve"> Мирон Васильевич</w:t>
+        <w:t>+7 (961) 855 - 52 - 14 – Жилевский Мирон Васильевич</w:t>
       </w:r>
     </w:p>
     <w:p>
